--- a/data/human_paras/human_para_91.docx
+++ b/data/human_paras/human_para_91.docx
@@ -4,7 +4,7 @@
   <w:body>
     <w:p>
       <w:r>
-        <w:t>From the negative perspective, some agents of socialization such as peer groups and mass media steer destructive behaviors such as violence. For example, adolescent peer groups accelerate drug abuse and hate crimes, leading to murder and underage drinking (Ref-f439574). On the other hand, mass media promotes youth violence, especially the rap lyrics that promote hostility against women.</w:t>
+        <w:t>Religion is the minor influential agent of socialization in my life because nowadays, it is not very significant in people’s lives as it was in the previous generations. Religion has declined in the United States, among other developed countries, because life expectancy has increased and the mortality rates have decreased (Ref-f583808). Therefore, religious beliefs that encouraged women to bear many children due to high mortality and low life expectancy have become irrelevant.</w:t>
       </w:r>
     </w:p>
     <w:sectPr>
